--- a/pr-preview/pr-57/Your-Book-Title.docx
+++ b/pr-preview/pr-57/Your-Book-Title.docx
@@ -2265,7 +2265,7 @@
         <w:t xml:space="preserve"> </w:t>
       </w:r>
       <w:r>
-        <w:t xml:space="preserve">a8dbdd9</w:t>
+        <w:t xml:space="preserve">b28409c</w:t>
       </w:r>
     </w:p>
     <w:p>
@@ -2287,7 +2287,7 @@
         <w:t xml:space="preserve"> </w:t>
       </w:r>
       <w:r>
-        <w:t xml:space="preserve">a8dbdd98e24354ce8af3809bb26b8c3c3965b173</w:t>
+        <w:t xml:space="preserve">b28409ccfe559fdebc80afba87ad6702e4314748</w:t>
       </w:r>
     </w:p>
     <w:p>
@@ -2309,7 +2309,7 @@
         <w:t xml:space="preserve"> </w:t>
       </w:r>
       <w:r>
-        <w:t xml:space="preserve">2026-09-14 18:02:23 -0700</w:t>
+        <w:t xml:space="preserve">2026-09-15 01:08:29 +0000</w:t>
       </w:r>
     </w:p>
     <w:p>
